--- a/public/files/en/deepfake-response-game.docx
+++ b/public/files/en/deepfake-response-game.docx
@@ -24,6 +24,17 @@
           <w:sz w:val="18"/>
         </w:rPr>
         <w:t>──────────────────────────────────────────────</w:t>
+      </w:r>
+    </w:p>
+    <w:p>
+      <w:r>
+        <w:rPr>
+          <w:rFonts w:ascii="Quicksand" w:hAnsi="Quicksand" w:cs="Quicksand" w:eastAsia="Noto Sans TC"/>
+          <w:b w:val="0"/>
+          <w:color w:val="080808"/>
+          <w:sz w:val="21"/>
+        </w:rPr>
+        <w:t>Deepfake response game: pause, check, report (S1-S3)</w:t>
       </w:r>
     </w:p>
     <w:p>
@@ -818,7 +829,7 @@
           <w:color w:val="080808"/>
           <w:sz w:val="21"/>
         </w:rPr>
-        <w:t>Chant: Stop, ask, tell a grown-up. Core idea: "sounds / looks right" does not mean "is real"; with a suspicious message, first verify outside the message, then report it. This is an independent Beets teaching resource, not an official EDB document. Relates to E, p.14 (the AI Literacy Learning Framework for Primary and Secondary Schools (Examples of Application Scenarios)).</w:t>
+        <w:t>Chant: Stop, ask, tell a grown-up. Core idea: "sounds / looks right" does not mean "is real"; with a suspicious message, first verify outside the message, then report it.</w:t>
       </w:r>
     </w:p>
     <w:sectPr>
